--- a/Load Balancer Tasks/LOAD BALANCER.docx
+++ b/Load Balancer Tasks/LOAD BALANCER.docx
@@ -1655,7 +1655,7 @@
     <w:p>
       <w:r>
         <w:pict w14:anchorId="3E02B022">
-          <v:rect id="_x0000_i1027" style="width:0;height:1.5pt" o:hralign="center" o:hrstd="t" o:hr="t" fillcolor="#a0a0a0" stroked="f"/>
+          <v:rect id="_x0000_i1026" style="width:0;height:1.5pt" o:hralign="center" o:hrstd="t" o:hr="t" fillcolor="#a0a0a0" stroked="f"/>
         </w:pict>
       </w:r>
     </w:p>
@@ -1765,7 +1765,7 @@
     <w:p>
       <w:r>
         <w:pict w14:anchorId="082BE8A3">
-          <v:rect id="_x0000_i1028" style="width:0;height:1.5pt" o:hralign="center" o:hrstd="t" o:hr="t" fillcolor="#a0a0a0" stroked="f"/>
+          <v:rect id="_x0000_i1027" style="width:0;height:1.5pt" o:hralign="center" o:hrstd="t" o:hr="t" fillcolor="#a0a0a0" stroked="f"/>
         </w:pict>
       </w:r>
     </w:p>
@@ -2981,7 +2981,7 @@
     <w:p>
       <w:r>
         <w:pict w14:anchorId="320CB83E">
-          <v:rect id="_x0000_i1046" style="width:0;height:1.5pt" o:hralign="center" o:hrstd="t" o:hr="t" fillcolor="#a0a0a0" stroked="f"/>
+          <v:rect id="_x0000_i1028" style="width:0;height:1.5pt" o:hralign="center" o:hrstd="t" o:hr="t" fillcolor="#a0a0a0" stroked="f"/>
         </w:pict>
       </w:r>
     </w:p>
@@ -4594,7 +4594,7 @@
     <w:p>
       <w:r>
         <w:pict w14:anchorId="21B2DBFD">
-          <v:rect id="_x0000_i1048" style="width:0;height:1.5pt" o:hralign="center" o:hrstd="t" o:hr="t" fillcolor="#a0a0a0" stroked="f"/>
+          <v:rect id="_x0000_i1029" style="width:0;height:1.5pt" o:hralign="center" o:hrstd="t" o:hr="t" fillcolor="#a0a0a0" stroked="f"/>
         </w:pict>
       </w:r>
     </w:p>
@@ -4668,7 +4668,7 @@
     <w:p>
       <w:r>
         <w:pict w14:anchorId="65AE342D">
-          <v:rect id="_x0000_i1049" style="width:0;height:1.5pt" o:hralign="center" o:hrstd="t" o:hr="t" fillcolor="#a0a0a0" stroked="f"/>
+          <v:rect id="_x0000_i1030" style="width:0;height:1.5pt" o:hralign="center" o:hrstd="t" o:hr="t" fillcolor="#a0a0a0" stroked="f"/>
         </w:pict>
       </w:r>
     </w:p>
@@ -4737,39 +4737,51 @@
           <w:szCs w:val="36"/>
         </w:rPr>
       </w:pPr>
-      <w:r>
+    </w:p>
+    <w:p>
+      <w:pPr>
+        <w:pStyle w:val="NormalWeb"/>
         <w:rPr>
           <w:b/>
           <w:sz w:val="36"/>
           <w:szCs w:val="36"/>
         </w:rPr>
-        <w:t>4.</w:t>
-      </w:r>
+      </w:pPr>
+      <w:bookmarkStart w:id="0" w:name="_GoBack"/>
+      <w:bookmarkEnd w:id="0"/>
       <w:r>
         <w:rPr>
           <w:b/>
           <w:sz w:val="36"/>
           <w:szCs w:val="36"/>
         </w:rPr>
-        <w:t>Attach SSL for application load balancer.</w:t>
-      </w:r>
-    </w:p>
-    <w:p>
-      <w:pPr>
-        <w:pStyle w:val="NormalWeb"/>
+        <w:lastRenderedPageBreak/>
+        <w:t>4.</w:t>
+      </w:r>
+      <w:r>
         <w:rPr>
           <w:b/>
           <w:sz w:val="36"/>
           <w:szCs w:val="36"/>
         </w:rPr>
-      </w:pPr>
-      <w:r>
+        <w:t>Attach SSL for application load balancer.</w:t>
+      </w:r>
+    </w:p>
+    <w:p>
+      <w:pPr>
+        <w:pStyle w:val="NormalWeb"/>
         <w:rPr>
           <w:b/>
           <w:sz w:val="36"/>
           <w:szCs w:val="36"/>
         </w:rPr>
-        <w:lastRenderedPageBreak/>
+      </w:pPr>
+      <w:r>
+        <w:rPr>
+          <w:b/>
+          <w:sz w:val="36"/>
+          <w:szCs w:val="36"/>
+        </w:rPr>
         <w:t>5.</w:t>
       </w:r>
       <w:r>
@@ -5150,6 +5162,7 @@
         </w:numPr>
       </w:pPr>
       <w:r>
+        <w:lastRenderedPageBreak/>
         <w:t xml:space="preserve">Certificate status: </w:t>
       </w:r>
       <w:r>
@@ -7888,8 +7901,6 @@
         </w:rPr>
         <w:t>Validation Steps</w:t>
       </w:r>
-      <w:bookmarkStart w:id="0" w:name="_GoBack"/>
-      <w:bookmarkEnd w:id="0"/>
     </w:p>
     <w:p>
       <w:pPr>
@@ -8113,7 +8124,7 @@
     <w:p>
       <w:r>
         <w:pict w14:anchorId="3F76C452">
-          <v:rect id="_x0000_i1052" style="width:0;height:1.5pt" o:hralign="center" o:hrstd="t" o:hr="t" fillcolor="#a0a0a0" stroked="f"/>
+          <v:rect id="_x0000_i1031" style="width:0;height:1.5pt" o:hralign="center" o:hrstd="t" o:hr="t" fillcolor="#a0a0a0" stroked="f"/>
         </w:pict>
       </w:r>
     </w:p>
@@ -8160,7 +8171,7 @@
     <w:p>
       <w:r>
         <w:pict w14:anchorId="4A5654EE">
-          <v:rect id="_x0000_i1053" style="width:0;height:1.5pt" o:hralign="center" o:hrstd="t" o:hr="t" fillcolor="#a0a0a0" stroked="f"/>
+          <v:rect id="_x0000_i1032" style="width:0;height:1.5pt" o:hralign="center" o:hrstd="t" o:hr="t" fillcolor="#a0a0a0" stroked="f"/>
         </w:pict>
       </w:r>
     </w:p>
